--- a/docs/docx/07_Analyst_and_agent.docx
+++ b/docs/docx/07_Analyst_and_agent.docx
@@ -191,7 +191,23 @@
                 <w:b w:val="0"/>
                 <w:sz w:val="17"/>
               </w:rPr>
-              <w:t>App page 9, "Cortex Analyst"</w:t>
+              <w:t xml:space="preserve">App server route </w:t>
+            </w:r>
+            <w:r>
+              <w:rPr>
+                <w:rFonts w:ascii="Consolas" w:hAnsi="Consolas"/>
+                <w:b w:val="0"/>
+                <w:color w:val="1B5E8C"/>
+                <w:sz w:val="16"/>
+              </w:rPr>
+              <w:t>/api/analyst</w:t>
+            </w:r>
+            <w:r>
+              <w:rPr>
+                <w:b w:val="0"/>
+                <w:sz w:val="17"/>
+              </w:rPr>
+              <w:t xml:space="preserve"> (no page)</w:t>
             </w:r>
           </w:p>
         </w:tc>
@@ -444,7 +460,25 @@
           <w:i w:val="0"/>
           <w:sz w:val="20"/>
         </w:rPr>
-        <w:t>If an answer on the app's Analyst page is wrong, the artefact to change is:</w:t>
+        <w:t xml:space="preserve">If an answer on the app's </w:t>
+      </w:r>
+      <w:r>
+        <w:rPr>
+          <w:rFonts w:ascii="Consolas" w:hAnsi="Consolas"/>
+          <w:b w:val="0"/>
+          <w:i w:val="0"/>
+          <w:color w:val="1B5E8C"/>
+          <w:sz w:val="19"/>
+        </w:rPr>
+        <w:t>/api/analyst</w:t>
+      </w:r>
+      <w:r>
+        <w:rPr>
+          <w:b w:val="0"/>
+          <w:i w:val="0"/>
+          <w:sz w:val="20"/>
+        </w:rPr>
+        <w:t xml:space="preserve"> route is wrong, the artefact to change is:</w:t>
       </w:r>
     </w:p>
     <w:tbl>
@@ -2067,7 +2101,7 @@
           <w:i w:val="0"/>
           <w:sz w:val="20"/>
         </w:rPr>
-        <w:t xml:space="preserve"> page. A user reads those nine sidebar entries as a statement of scope, then asks the Analyst page about payables — and the model has no table to land on.</w:t>
+        <w:t xml:space="preserve"> page. A user reads those nine sidebar entries as a statement of scope, then asks Cortex Analyst about payables — and the model has no table to land on.</w:t>
       </w:r>
     </w:p>
     <w:p>
@@ -3299,7 +3333,7 @@
           <w:color w:val="1B3A57"/>
           <w:sz w:val="23"/>
         </w:rPr>
-        <w:t>The Cortex Analyst page in the app</w:t>
+        <w:t>The Cortex Analyst page in the app (removed)</w:t>
       </w:r>
     </w:p>
     <w:p>
@@ -3312,7 +3346,7 @@
           <w:i w:val="0"/>
           <w:sz w:val="20"/>
         </w:rPr>
-        <w:t xml:space="preserve">Page 9 of 9. Its screenshot is </w:t>
+        <w:t xml:space="preserve">The in-app Cortex Analyst page was removed in the nav change. The server's </w:t>
       </w:r>
       <w:r>
         <w:rPr>
@@ -3322,7 +3356,7 @@
           <w:color w:val="1B5E8C"/>
           <w:sz w:val="19"/>
         </w:rPr>
-        <w:t>/tmp/finance_shots/08_analyst.png</w:t>
+        <w:t>/api/analyst</w:t>
       </w:r>
       <w:r>
         <w:rPr>
@@ -3330,20 +3364,7 @@
           <w:i w:val="0"/>
           <w:sz w:val="20"/>
         </w:rPr>
-        <w:t>.</w:t>
-      </w:r>
-    </w:p>
-    <w:p>
-      <w:pPr>
-        <w:spacing w:after="120"/>
-      </w:pPr>
-      <w:r>
-        <w:rPr>
-          <w:b w:val="0"/>
-          <w:i w:val="0"/>
-          <w:sz w:val="20"/>
-        </w:rPr>
-        <w:t xml:space="preserve">One implementation detail from the capture work that reveals something about the page: it is the only page besides BDC Data Products whose screenshot settles on </w:t>
+        <w:t xml:space="preserve"> route and the stage model still exist, and the </w:t>
       </w:r>
       <w:r>
         <w:rPr>
@@ -3353,7 +3374,7 @@
           <w:color w:val="1B5E8C"/>
           <w:sz w:val="19"/>
         </w:rPr>
-        <w:t>[class*=card]</w:t>
+        <w:t>SAP_FINANCE_360_AGENT</w:t>
       </w:r>
       <w:r>
         <w:rPr>
@@ -3361,7 +3382,23 @@
           <w:i w:val="0"/>
           <w:sz w:val="20"/>
         </w:rPr>
-        <w:t xml:space="preserve"> rather than </w:t>
+        <w:t xml:space="preserve"> is still available in Snowflake Intelligence. In the app, natural-language questions now go through </w:t>
+      </w:r>
+      <w:r>
+        <w:rPr>
+          <w:b/>
+          <w:i w:val="0"/>
+          <w:sz w:val="20"/>
+        </w:rPr>
+        <w:t>Ask Cortex</w:t>
+      </w:r>
+      <w:r>
+        <w:rPr>
+          <w:b w:val="0"/>
+          <w:i w:val="0"/>
+          <w:sz w:val="20"/>
+        </w:rPr>
+        <w:t xml:space="preserve"> (page 1 of 9, screenshot </w:t>
       </w:r>
       <w:r>
         <w:rPr>
@@ -3371,7 +3408,7 @@
           <w:color w:val="1B5E8C"/>
           <w:sz w:val="19"/>
         </w:rPr>
-        <w:t>canvas</w:t>
+        <w:t>/tmp/finance_shots/00_ask-cortex.png</w:t>
       </w:r>
       <w:r>
         <w:rPr>
@@ -3379,7 +3416,7 @@
           <w:i w:val="0"/>
           <w:sz w:val="20"/>
         </w:rPr>
-        <w:t>. Both are card layouts with no chart. The Analyst page renders results as text and tables, not as visualisations, so a capture script waiting for a canvas on it waits forever.</w:t>
+        <w:t>).</w:t>
       </w:r>
     </w:p>
     <w:p>
@@ -3393,6 +3430,186 @@
           <w:sz w:val="12"/>
         </w:rPr>
         <w:t>──────────────────────────────────────────────────────────</w:t>
+      </w:r>
+    </w:p>
+    <w:p>
+      <w:pPr>
+        <w:keepNext/>
+        <w:spacing w:before="240" w:after="60"/>
+        <w:outlineLvl w:val="1"/>
+      </w:pPr>
+      <w:r>
+        <w:rPr>
+          <w:b/>
+          <w:color w:val="1B3A57"/>
+          <w:sz w:val="23"/>
+        </w:rPr>
+        <w:t>Ask Cortex (page analysis)</w:t>
+      </w:r>
+    </w:p>
+    <w:p>
+      <w:pPr>
+        <w:spacing w:after="120"/>
+      </w:pPr>
+      <w:r>
+        <w:rPr>
+          <w:b/>
+          <w:i w:val="0"/>
+          <w:sz w:val="20"/>
+        </w:rPr>
+        <w:t>Ask Cortex</w:t>
+      </w:r>
+      <w:r>
+        <w:rPr>
+          <w:b w:val="0"/>
+          <w:i w:val="0"/>
+          <w:sz w:val="20"/>
+        </w:rPr>
+        <w:t xml:space="preserve"> is the first sidebar item (the app opens on Executive Dashboard, item 2), and each data page has an "Ask Cortex about &lt;page&gt;" button with two suggested questions. The server (</w:t>
+      </w:r>
+      <w:r>
+        <w:rPr>
+          <w:rFonts w:ascii="Consolas" w:hAnsi="Consolas"/>
+          <w:b w:val="0"/>
+          <w:i w:val="0"/>
+          <w:color w:val="1B5E8C"/>
+          <w:sz w:val="19"/>
+        </w:rPr>
+        <w:t>routes/askCortex.ts</w:t>
+      </w:r>
+      <w:r>
+        <w:rPr>
+          <w:b w:val="0"/>
+          <w:i w:val="0"/>
+          <w:sz w:val="20"/>
+        </w:rPr>
+        <w:t xml:space="preserve">) runs a fixed set of SQL "facts" for that page over the same tables the page uses (all company codes and years, sidebar filters not applied), then calls </w:t>
+      </w:r>
+      <w:r>
+        <w:rPr>
+          <w:rFonts w:ascii="Consolas" w:hAnsi="Consolas"/>
+          <w:b w:val="0"/>
+          <w:i w:val="0"/>
+          <w:color w:val="1B5E8C"/>
+          <w:sz w:val="19"/>
+        </w:rPr>
+        <w:t>AI_COMPLETE</w:t>
+      </w:r>
+      <w:r>
+        <w:rPr>
+          <w:b w:val="0"/>
+          <w:i w:val="0"/>
+          <w:sz w:val="20"/>
+        </w:rPr>
+        <w:t xml:space="preserve"> (default </w:t>
+      </w:r>
+      <w:r>
+        <w:rPr>
+          <w:rFonts w:ascii="Consolas" w:hAnsi="Consolas"/>
+          <w:b w:val="0"/>
+          <w:i w:val="0"/>
+          <w:color w:val="1B5E8C"/>
+          <w:sz w:val="19"/>
+        </w:rPr>
+        <w:t>claude-sonnet-4-5</w:t>
+      </w:r>
+      <w:r>
+        <w:rPr>
+          <w:b w:val="0"/>
+          <w:i w:val="0"/>
+          <w:sz w:val="20"/>
+        </w:rPr>
+        <w:t xml:space="preserve">, </w:t>
+      </w:r>
+      <w:r>
+        <w:rPr>
+          <w:rFonts w:ascii="Consolas" w:hAnsi="Consolas"/>
+          <w:b w:val="0"/>
+          <w:i w:val="0"/>
+          <w:color w:val="1B5E8C"/>
+          <w:sz w:val="19"/>
+        </w:rPr>
+        <w:t>CORTEX_MODEL</w:t>
+      </w:r>
+      <w:r>
+        <w:rPr>
+          <w:b w:val="0"/>
+          <w:i w:val="0"/>
+          <w:sz w:val="20"/>
+        </w:rPr>
+        <w:t xml:space="preserve"> overrides) with an instruction to cite only those facts. The call runs as a background job: </w:t>
+      </w:r>
+      <w:r>
+        <w:rPr>
+          <w:rFonts w:ascii="Consolas" w:hAnsi="Consolas"/>
+          <w:b w:val="0"/>
+          <w:i w:val="0"/>
+          <w:color w:val="1B5E8C"/>
+          <w:sz w:val="19"/>
+        </w:rPr>
+        <w:t>POST /api/ask-cortex</w:t>
+      </w:r>
+      <w:r>
+        <w:rPr>
+          <w:b w:val="0"/>
+          <w:i w:val="0"/>
+          <w:sz w:val="20"/>
+        </w:rPr>
+        <w:t xml:space="preserve"> returns an id and the client polls </w:t>
+      </w:r>
+      <w:r>
+        <w:rPr>
+          <w:rFonts w:ascii="Consolas" w:hAnsi="Consolas"/>
+          <w:b w:val="0"/>
+          <w:i w:val="0"/>
+          <w:color w:val="1B5E8C"/>
+          <w:sz w:val="19"/>
+        </w:rPr>
+        <w:t>GET /api/ask-cortex/:id</w:t>
+      </w:r>
+      <w:r>
+        <w:rPr>
+          <w:b w:val="0"/>
+          <w:i w:val="0"/>
+          <w:sz w:val="20"/>
+        </w:rPr>
+        <w:t xml:space="preserve"> every 2 s. Amounts are in transaction currency and are not converted. In the Native App the facts read </w:t>
+      </w:r>
+      <w:r>
+        <w:rPr>
+          <w:rFonts w:ascii="Consolas" w:hAnsi="Consolas"/>
+          <w:b w:val="0"/>
+          <w:i w:val="0"/>
+          <w:color w:val="1B5E8C"/>
+          <w:sz w:val="19"/>
+        </w:rPr>
+        <w:t>APP_DATA.*</w:t>
+      </w:r>
+      <w:r>
+        <w:rPr>
+          <w:b w:val="0"/>
+          <w:i w:val="0"/>
+          <w:sz w:val="20"/>
+        </w:rPr>
+        <w:t xml:space="preserve">; </w:t>
+      </w:r>
+      <w:r>
+        <w:rPr>
+          <w:rFonts w:ascii="Consolas" w:hAnsi="Consolas"/>
+          <w:b w:val="0"/>
+          <w:i w:val="0"/>
+          <w:color w:val="1B5E8C"/>
+          <w:sz w:val="19"/>
+        </w:rPr>
+        <w:t>CALL &lt;app&gt;.CORE.CORTEX_SELFTEST()</w:t>
+      </w:r>
+      <w:r>
+        <w:rPr>
+          <w:b w:val="0"/>
+          <w:i w:val="0"/>
+          <w:sz w:val="20"/>
+        </w:rPr>
+        <w:t xml:space="preserve"> confirms Cortex is reachable. The public build shows answers baked at export time.</w:t>
       </w:r>
     </w:p>
     <w:p>
@@ -3524,7 +3741,23 @@
           <w:b w:val="0"/>
           <w:sz w:val="20"/>
         </w:rPr>
-        <w:t>The app's Analyst page and the Intelligence agent read different artefacts and may differ.</w:t>
+        <w:t xml:space="preserve">The app's </w:t>
+      </w:r>
+      <w:r>
+        <w:rPr>
+          <w:rFonts w:ascii="Consolas" w:hAnsi="Consolas"/>
+          <w:b w:val="0"/>
+          <w:color w:val="1B5E8C"/>
+          <w:sz w:val="19"/>
+        </w:rPr>
+        <w:t>/api/analyst</w:t>
+      </w:r>
+      <w:r>
+        <w:rPr>
+          <w:b w:val="0"/>
+          <w:sz w:val="20"/>
+        </w:rPr>
+        <w:t xml:space="preserve"> route and the Intelligence agent read different artefacts and may differ.</w:t>
       </w:r>
     </w:p>
     <w:p>
